--- a/.vscode/REPORT/WORD/SG-TU-03-09-01.docx
+++ b/.vscode/REPORT/WORD/SG-TU-03-09-01.docx
@@ -5148,11 +5148,11 @@
  
          < C o m p _ C i t y > C o m p _ C i t y < / C o m p _ C i t y >   
-         < C o m p _ P i c t u r e > C o m p _ P i c t u r e < / C o m p _ P i c t u r e > - 
-         < C o m p _ P i c t u r e 1 > C o m p _ P i c t u r e 1 < / C o m p _ P i c t u r e 1 > - 
-         < C o m p _ P i c t u r e 2 > C o m p _ P i c t u r e 2 < / C o m p _ P i c t u r e 2 > +         < C o m p _ P i c t u r e   / > + 
+         < C o m p _ P i c t u r e 1   / > + 
+         < C o m p _ P i c t u r e 2   / >   
          < C o m p _ P o s t C o d e > C o m p _ P o s t C o d e < / C o m p _ P o s t C o d e >   
